--- a/products-storage/16-chto-v-smete-ne-oplatyat/65-protokol-raznoglasiy-po-smete.docx
+++ b/products-storage/16-chto-v-smete-ne-oplatyat/65-protokol-raznoglasiy-po-smete.docx
@@ -4,133 +4,409 @@
   <w:body>
     <w:p>
       <w:pPr>
-        <w:pStyle w:val="Heading1"/>
+        <w:pStyle w:val="Title"/>
+        <w:spacing w:after="60"/>
       </w:pPr>
       <w:r>
         <w:t>Протокол разногласий по смете</w:t>
       </w:r>
     </w:p>
     <w:p>
+      <w:pPr>
+        <w:spacing w:after="60"/>
+      </w:pPr>
       <w:r>
-        <w:t>Приложение к договору. Позволяет подписать договор и смету, не приняв молча те позиции, с которыми вы не согласны: подписанный обеими сторонами протокол меняет смету в названных строках.</w:t>
+        <w:t>К смете № {{НОМЕР_СМЕТЫ}} от {{ДАТА_СМЕТЫ}}, приложение № {{ПРИЛОЖЕНИЕ_К_ДОГОВОРУ}} к договору (проекту) № {{НОМЕР_ДОГОВОРА}} от {{ДАТА_ДОГОВОРА}}.</w:t>
       </w:r>
     </w:p>
-    <w:p/>
+    <w:p>
+      <w:pPr>
+        <w:spacing w:after="60"/>
+      </w:pPr>
+      <w:r>
+        <w:t>{{ГОРОД}}                                           {{ДАТА_ДОКУМЕНТА}}</w:t>
+      </w:r>
+    </w:p>
+    <w:p>
+      <w:pPr>
+        <w:spacing w:after="60"/>
+      </w:pPr>
+      <w:r>
+        <w:t>{{НАИМЕНОВАНИЕ_ЗАКАЗЧИКА}}, в лице {{ПОДПИСАНТ_ЗАКАЗЧИКА}}, полномочия: {{ПОЛНОМОЧИЯ_ЗАКАЗЧИКА}}, и {{НАИМЕНОВАНИЕ_ПОДРЯДЧИКА}}, в лице {{ДОЛЖНОСТЬ_ПОДПИСАНТА}} {{ФИО_ПОДПИСАНТА}}, полномочия: {{ОСНОВАНИЕ_ПОЛНОМОЧИЙ}}, согласовали следующие изменения и дополнения.</w:t>
+      </w:r>
+    </w:p>
+    <w:p>
+      <w:pPr>
+        <w:pStyle w:val="Heading1"/>
+        <w:spacing w:after="60"/>
+      </w:pPr>
+      <w:r>
+        <w:t>1. Согласованная редакция позиций</w:t>
+      </w:r>
+    </w:p>
     <w:tbl>
       <w:tblPr>
-        <w:tblStyle w:val="TableGrid"/>
         <w:tblW w:type="auto" w:w="0"/>
+        <w:tblLayout w:type="fixed"/>
         <w:tblLook w:firstColumn="1" w:firstRow="1" w:lastColumn="0" w:lastRow="0" w:noHBand="0" w:noVBand="1" w:val="04A0"/>
       </w:tblPr>
       <w:tblGrid>
-        <w:gridCol w:w="8640"/>
+        <w:gridCol w:w="3671"/>
+        <w:gridCol w:w="3671"/>
+        <w:gridCol w:w="3671"/>
+        <w:gridCol w:w="3671"/>
       </w:tblGrid>
       <w:tr>
+        <w:trPr>
+          <w:cantSplit/>
+          <w:tblHeader/>
+        </w:trPr>
         <w:tc>
           <w:tcPr>
-            <w:tcW w:type="dxa" w:w="8640"/>
+            <w:tcW w:type="dxa" w:w="1417"/>
+            <w:vAlign w:val="center"/>
+            <w:tcBorders>
+              <w:top w:val="single" w:sz="4" w:color="D9D9D9"/>
+              <w:left w:val="single" w:sz="4" w:color="D9D9D9"/>
+              <w:bottom w:val="single" w:sz="4" w:color="D9D9D9"/>
+              <w:right w:val="single" w:sz="4" w:color="D9D9D9"/>
+            </w:tcBorders>
+            <w:shd w:fill="EAE9E5"/>
           </w:tcPr>
           <w:p>
+            <w:pPr>
+              <w:spacing w:after="0" w:before="60"/>
+            </w:pPr>
             <w:r>
               <w:rPr>
                 <w:b/>
+                <w:sz w:val="18"/>
               </w:rPr>
-              <w:t>Важно, прочитайте до использования</w:t>
+              <w:t>№ позиции</w:t>
             </w:r>
           </w:p>
+        </w:tc>
+        <w:tc>
+          <w:tcPr>
+            <w:tcW w:type="dxa" w:w="3969"/>
+            <w:vAlign w:val="center"/>
+            <w:tcBorders>
+              <w:top w:val="single" w:sz="4" w:color="D9D9D9"/>
+              <w:left w:val="single" w:sz="4" w:color="D9D9D9"/>
+              <w:bottom w:val="single" w:sz="4" w:color="D9D9D9"/>
+              <w:right w:val="single" w:sz="4" w:color="D9D9D9"/>
+            </w:tcBorders>
+            <w:shd w:fill="EAE9E5"/>
+          </w:tcPr>
           <w:p>
+            <w:pPr>
+              <w:spacing w:after="0" w:before="60"/>
+            </w:pPr>
             <w:r>
-              <w:t>Это порядок проверки сметы и рабочие формы к нему, а не юридическая консультация, не составление сметы и не гарантия того, что генподрядчик согласится включить затраты. Комплект делает видимым, чего смета не оплачивает, — пока цена ещё обсуждается.</w:t>
+              <w:rPr>
+                <w:b/>
+                <w:sz w:val="18"/>
+              </w:rPr>
+              <w:t>Редакция Заказчика</w:t>
             </w:r>
           </w:p>
+        </w:tc>
+        <w:tc>
+          <w:tcPr>
+            <w:tcW w:type="dxa" w:w="5102"/>
+            <w:vAlign w:val="center"/>
+            <w:tcBorders>
+              <w:top w:val="single" w:sz="4" w:color="D9D9D9"/>
+              <w:left w:val="single" w:sz="4" w:color="D9D9D9"/>
+              <w:bottom w:val="single" w:sz="4" w:color="D9D9D9"/>
+              <w:right w:val="single" w:sz="4" w:color="D9D9D9"/>
+            </w:tcBorders>
+            <w:shd w:fill="EAE9E5"/>
+          </w:tcPr>
           <w:p>
+            <w:pPr>
+              <w:spacing w:after="0" w:before="60"/>
+            </w:pPr>
             <w:r>
-              <w:t>Комплект не составляет смету и не заменяет сметчика. Он проверяет уже составленную смету глазами того, кто по ней будет работать и получать деньги.</w:t>
+              <w:rPr>
+                <w:b/>
+                <w:sz w:val="18"/>
+              </w:rPr>
+              <w:t>Согласованная редакция Подрядчика</w:t>
             </w:r>
           </w:p>
+        </w:tc>
+        <w:tc>
+          <w:tcPr>
+            <w:tcW w:type="dxa" w:w="4195"/>
+            <w:vAlign w:val="center"/>
+            <w:tcBorders>
+              <w:top w:val="single" w:sz="4" w:color="D9D9D9"/>
+              <w:left w:val="single" w:sz="4" w:color="D9D9D9"/>
+              <w:bottom w:val="single" w:sz="4" w:color="D9D9D9"/>
+              <w:right w:val="single" w:sz="4" w:color="D9D9D9"/>
+            </w:tcBorders>
+            <w:shd w:fill="EAE9E5"/>
+          </w:tcPr>
           <w:p>
+            <w:pPr>
+              <w:spacing w:after="0" w:before="60"/>
+            </w:pPr>
             <w:r>
-              <w:t>Числовых величин здесь нет намеренно: проценты накладных расходов и сметной прибыли, размеры зимнего удорожания, номера расценок и индексы меняются, а скачанный файл не обновляется сам. Названо, где величину брать на дату проверки и что в ней проверить.</w:t>
+              <w:rPr>
+                <w:b/>
+                <w:sz w:val="18"/>
+              </w:rPr>
+              <w:t>Обоснование</w:t>
             </w:r>
           </w:p>
+        </w:tc>
+      </w:tr>
+      <w:tr>
+        <w:trPr>
+          <w:cantSplit/>
+        </w:trPr>
+        <w:tc>
+          <w:tcPr>
+            <w:tcW w:type="dxa" w:w="1417"/>
+            <w:vAlign w:val="center"/>
+            <w:tcBorders>
+              <w:top w:val="single" w:sz="4" w:color="D9D9D9"/>
+              <w:left w:val="single" w:sz="4" w:color="D9D9D9"/>
+              <w:bottom w:val="single" w:sz="4" w:color="D9D9D9"/>
+              <w:right w:val="single" w:sz="4" w:color="D9D9D9"/>
+            </w:tcBorders>
+          </w:tcPr>
           <w:p>
+            <w:pPr>
+              <w:spacing w:after="0" w:before="60"/>
+            </w:pPr>
             <w:r>
-              <w:t>Тексты вычитку юристом не проходили. Ссылок на номера статей и нормативов в файлах нет: проверка ведётся по вашему договору и вашей смете, а спор о праве — работа юриста по конкретным документам.</w:t>
+              <w:rPr>
+                <w:b w:val="0"/>
+                <w:sz w:val="18"/>
+              </w:rPr>
+              <w:t>{{НОМЕР_ПОЗИЦИИ_СМЕТЫ}}</w:t>
             </w:r>
           </w:p>
+        </w:tc>
+        <w:tc>
+          <w:tcPr>
+            <w:tcW w:type="dxa" w:w="3969"/>
+            <w:vAlign w:val="center"/>
+            <w:tcBorders>
+              <w:top w:val="single" w:sz="4" w:color="D9D9D9"/>
+              <w:left w:val="single" w:sz="4" w:color="D9D9D9"/>
+              <w:bottom w:val="single" w:sz="4" w:color="D9D9D9"/>
+              <w:right w:val="single" w:sz="4" w:color="D9D9D9"/>
+            </w:tcBorders>
+          </w:tcPr>
           <w:p>
+            <w:pPr>
+              <w:spacing w:after="0" w:before="60"/>
+            </w:pPr>
             <w:r>
-              <w:t>Граница проходит по стадии. Договор не подписан, смета обсуждается — комплект работает. Работы уже идут, а затрат в смете нет — это спор о цене выполненного, и он ведётся другими комплектами: «Дополнительные работы: как получить оплату» и «Акты выполненных работ, КС-2 и КС-3».</w:t>
+              <w:rPr>
+                <w:b w:val="0"/>
+                <w:sz w:val="18"/>
+              </w:rPr>
+              <w:t>{{РЕДАКЦИЯ_ЗАКАЗЧИКА}}</w:t>
+            </w:r>
+          </w:p>
+        </w:tc>
+        <w:tc>
+          <w:tcPr>
+            <w:tcW w:type="dxa" w:w="5102"/>
+            <w:vAlign w:val="center"/>
+            <w:tcBorders>
+              <w:top w:val="single" w:sz="4" w:color="D9D9D9"/>
+              <w:left w:val="single" w:sz="4" w:color="D9D9D9"/>
+              <w:bottom w:val="single" w:sz="4" w:color="D9D9D9"/>
+              <w:right w:val="single" w:sz="4" w:color="D9D9D9"/>
+            </w:tcBorders>
+          </w:tcPr>
+          <w:p>
+            <w:pPr>
+              <w:spacing w:after="0" w:before="60"/>
+            </w:pPr>
+            <w:r>
+              <w:rPr>
+                <w:b w:val="0"/>
+                <w:sz w:val="18"/>
+              </w:rPr>
+              <w:t>{{РЕДАКЦИЯ_ПОДРЯДЧИКА}}</w:t>
+            </w:r>
+          </w:p>
+        </w:tc>
+        <w:tc>
+          <w:tcPr>
+            <w:tcW w:type="dxa" w:w="4195"/>
+            <w:vAlign w:val="center"/>
+            <w:tcBorders>
+              <w:top w:val="single" w:sz="4" w:color="D9D9D9"/>
+              <w:left w:val="single" w:sz="4" w:color="D9D9D9"/>
+              <w:bottom w:val="single" w:sz="4" w:color="D9D9D9"/>
+              <w:right w:val="single" w:sz="4" w:color="D9D9D9"/>
+            </w:tcBorders>
+          </w:tcPr>
+          <w:p>
+            <w:pPr>
+              <w:spacing w:after="0" w:before="60"/>
+            </w:pPr>
+            <w:r>
+              <w:rPr>
+                <w:b w:val="0"/>
+                <w:sz w:val="18"/>
+              </w:rPr>
+              <w:t>{{ОБОСНОВАНИЕ_ПОЗИЦИИ}}</w:t>
+            </w:r>
+          </w:p>
+        </w:tc>
+      </w:tr>
+      <w:tr>
+        <w:trPr>
+          <w:cantSplit/>
+        </w:trPr>
+        <w:tc>
+          <w:tcPr>
+            <w:tcW w:type="dxa" w:w="1417"/>
+            <w:vAlign w:val="center"/>
+            <w:tcBorders>
+              <w:top w:val="single" w:sz="4" w:color="D9D9D9"/>
+              <w:left w:val="single" w:sz="4" w:color="D9D9D9"/>
+              <w:bottom w:val="single" w:sz="4" w:color="D9D9D9"/>
+              <w:right w:val="single" w:sz="4" w:color="D9D9D9"/>
+            </w:tcBorders>
+          </w:tcPr>
+          <w:p>
+            <w:pPr>
+              <w:spacing w:after="0" w:before="60"/>
+            </w:pPr>
+            <w:r>
+              <w:rPr>
+                <w:b w:val="0"/>
+                <w:sz w:val="18"/>
+              </w:rPr>
+            </w:r>
+          </w:p>
+        </w:tc>
+        <w:tc>
+          <w:tcPr>
+            <w:tcW w:type="dxa" w:w="3969"/>
+            <w:vAlign w:val="center"/>
+            <w:tcBorders>
+              <w:top w:val="single" w:sz="4" w:color="D9D9D9"/>
+              <w:left w:val="single" w:sz="4" w:color="D9D9D9"/>
+              <w:bottom w:val="single" w:sz="4" w:color="D9D9D9"/>
+              <w:right w:val="single" w:sz="4" w:color="D9D9D9"/>
+            </w:tcBorders>
+          </w:tcPr>
+          <w:p>
+            <w:pPr>
+              <w:spacing w:after="0" w:before="60"/>
+            </w:pPr>
+            <w:r>
+              <w:rPr>
+                <w:b w:val="0"/>
+                <w:sz w:val="18"/>
+              </w:rPr>
+            </w:r>
+          </w:p>
+        </w:tc>
+        <w:tc>
+          <w:tcPr>
+            <w:tcW w:type="dxa" w:w="5102"/>
+            <w:vAlign w:val="center"/>
+            <w:tcBorders>
+              <w:top w:val="single" w:sz="4" w:color="D9D9D9"/>
+              <w:left w:val="single" w:sz="4" w:color="D9D9D9"/>
+              <w:bottom w:val="single" w:sz="4" w:color="D9D9D9"/>
+              <w:right w:val="single" w:sz="4" w:color="D9D9D9"/>
+            </w:tcBorders>
+          </w:tcPr>
+          <w:p>
+            <w:pPr>
+              <w:spacing w:after="0" w:before="60"/>
+            </w:pPr>
+            <w:r>
+              <w:rPr>
+                <w:b w:val="0"/>
+                <w:sz w:val="18"/>
+              </w:rPr>
+            </w:r>
+          </w:p>
+        </w:tc>
+        <w:tc>
+          <w:tcPr>
+            <w:tcW w:type="dxa" w:w="4195"/>
+            <w:vAlign w:val="center"/>
+            <w:tcBorders>
+              <w:top w:val="single" w:sz="4" w:color="D9D9D9"/>
+              <w:left w:val="single" w:sz="4" w:color="D9D9D9"/>
+              <w:bottom w:val="single" w:sz="4" w:color="D9D9D9"/>
+              <w:right w:val="single" w:sz="4" w:color="D9D9D9"/>
+            </w:tcBorders>
+          </w:tcPr>
+          <w:p>
+            <w:pPr>
+              <w:spacing w:after="0" w:before="60"/>
+            </w:pPr>
+            <w:r>
+              <w:rPr>
+                <w:b w:val="0"/>
+                <w:sz w:val="18"/>
+              </w:rPr>
             </w:r>
           </w:p>
         </w:tc>
       </w:tr>
     </w:tbl>
-    <w:p/>
-    <w:p>
-      <w:r>
-        <w:t>Заполните поля в двойных фигурных скобках по «Словарю полей комплекта» и убедитесь поиском, что скобок «{{» в документе не осталось: незаполненное поле в отправленном документе читается как небрежность и обесценивает сам документ.</w:t>
-      </w:r>
-    </w:p>
-    <w:p/>
     <w:p>
       <w:pPr>
-        <w:jc w:val="center"/>
+        <w:pStyle w:val="Heading1"/>
+        <w:spacing w:after="60"/>
       </w:pPr>
       <w:r>
-        <w:rPr>
-          <w:b/>
-        </w:rPr>
-        <w:t>ПРОТОКОЛ РАЗНОГЛАСИЙ</w:t>
-        <w:br/>
-        <w:t>к сметному расчёту № {{НОМЕР_СМЕТЫ}} от {{ДАТА_СМЕТЫ}}</w:t>
-        <w:br/>
-        <w:t>(приложение № {{ПРИЛОЖЕНИЕ_К_ДОГОВОРУ}} к договору {{НОМЕР_ДОГОВОРА}} от {{ДАТА_ДОГОВОРА}})</w:t>
-      </w:r>
-    </w:p>
-    <w:p/>
-    <w:p>
-      <w:r>
-        <w:t>г. ____________                                     {{ДАТА_ДОКУМЕНТА}}</w:t>
-      </w:r>
-    </w:p>
-    <w:p/>
-    <w:p>
-      <w:r>
-        <w:t>{{НАИМЕНОВАНИЕ_ЗАКАЗЧИКА}}, именуемое в дальнейшем «Заказчик», с одной стороны, и {{НАИМЕНОВАНИЕ_ПОДРЯДЧИКА}}, именуемое в дальнейшем «Подрядчик», в лице {{ДОЛЖНОСТЬ_ПОДПИСАНТА}} {{ФИО_ПОДПИСАНТА}}, {{ОСНОВАНИЕ_ПОЛНОМОЧИЙ}}, с другой стороны, составили настоящий протокол о том, что стороны согласовали сметный расчёт в следующей редакции.</w:t>
-      </w:r>
-    </w:p>
-    <w:p/>
-    <w:p>
-      <w:pPr>
-        <w:pStyle w:val="Heading2"/>
-      </w:pPr>
-      <w:r>
-        <w:t>1. Позиции, излагаемые в иной редакции</w:t>
+        <w:t>2. Дополнительные позиции</w:t>
       </w:r>
     </w:p>
     <w:tbl>
       <w:tblPr>
-        <w:tblStyle w:val="TableGrid"/>
         <w:tblW w:type="auto" w:w="0"/>
+        <w:tblLayout w:type="fixed"/>
         <w:tblLook w:firstColumn="1" w:firstRow="1" w:lastColumn="0" w:lastRow="0" w:noHBand="0" w:noVBand="1" w:val="04A0"/>
       </w:tblPr>
       <w:tblGrid>
-        <w:gridCol w:w="1728"/>
-        <w:gridCol w:w="1728"/>
-        <w:gridCol w:w="1728"/>
-        <w:gridCol w:w="1728"/>
-        <w:gridCol w:w="1728"/>
+        <w:gridCol w:w="3671"/>
+        <w:gridCol w:w="3671"/>
+        <w:gridCol w:w="3671"/>
+        <w:gridCol w:w="3671"/>
       </w:tblGrid>
       <w:tr>
+        <w:trPr>
+          <w:cantSplit/>
+          <w:tblHeader/>
+        </w:trPr>
         <w:tc>
           <w:tcPr>
-            <w:tcW w:type="dxa" w:w="1728"/>
+            <w:tcW w:type="dxa" w:w="567"/>
+            <w:vAlign w:val="center"/>
+            <w:tcBorders>
+              <w:top w:val="single" w:sz="4" w:color="D9D9D9"/>
+              <w:left w:val="single" w:sz="4" w:color="D9D9D9"/>
+              <w:bottom w:val="single" w:sz="4" w:color="D9D9D9"/>
+              <w:right w:val="single" w:sz="4" w:color="D9D9D9"/>
+            </w:tcBorders>
+            <w:shd w:fill="EAE9E5"/>
           </w:tcPr>
           <w:p>
+            <w:pPr>
+              <w:spacing w:after="0" w:before="60"/>
+            </w:pPr>
             <w:r>
               <w:rPr>
                 <w:b/>
+                <w:sz w:val="18"/>
               </w:rPr>
               <w:t>№</w:t>
             </w:r>
@@ -138,316 +414,74 @@
         </w:tc>
         <w:tc>
           <w:tcPr>
-            <w:tcW w:type="dxa" w:w="1728"/>
+            <w:tcW w:type="dxa" w:w="5669"/>
+            <w:vAlign w:val="center"/>
+            <w:tcBorders>
+              <w:top w:val="single" w:sz="4" w:color="D9D9D9"/>
+              <w:left w:val="single" w:sz="4" w:color="D9D9D9"/>
+              <w:bottom w:val="single" w:sz="4" w:color="D9D9D9"/>
+              <w:right w:val="single" w:sz="4" w:color="D9D9D9"/>
+            </w:tcBorders>
+            <w:shd w:fill="EAE9E5"/>
           </w:tcPr>
           <w:p>
+            <w:pPr>
+              <w:spacing w:after="0" w:before="60"/>
+            </w:pPr>
             <w:r>
               <w:rPr>
                 <w:b/>
+                <w:sz w:val="18"/>
               </w:rPr>
-              <w:t>Позиция сметы №</w:t>
+              <w:t>Наименование и объём</w:t>
             </w:r>
           </w:p>
         </w:tc>
         <w:tc>
           <w:tcPr>
-            <w:tcW w:type="dxa" w:w="1728"/>
+            <w:tcW w:type="dxa" w:w="5669"/>
+            <w:vAlign w:val="center"/>
+            <w:tcBorders>
+              <w:top w:val="single" w:sz="4" w:color="D9D9D9"/>
+              <w:left w:val="single" w:sz="4" w:color="D9D9D9"/>
+              <w:bottom w:val="single" w:sz="4" w:color="D9D9D9"/>
+              <w:right w:val="single" w:sz="4" w:color="D9D9D9"/>
+            </w:tcBorders>
+            <w:shd w:fill="EAE9E5"/>
           </w:tcPr>
           <w:p>
+            <w:pPr>
+              <w:spacing w:after="0" w:before="60"/>
+            </w:pPr>
             <w:r>
               <w:rPr>
                 <w:b/>
+                <w:sz w:val="18"/>
               </w:rPr>
-              <w:t>Редакция Заказчика</w:t>
+              <w:t>Основание</w:t>
             </w:r>
           </w:p>
         </w:tc>
         <w:tc>
           <w:tcPr>
-            <w:tcW w:type="dxa" w:w="1728"/>
+            <w:tcW w:type="dxa" w:w="2778"/>
+            <w:vAlign w:val="center"/>
+            <w:tcBorders>
+              <w:top w:val="single" w:sz="4" w:color="D9D9D9"/>
+              <w:left w:val="single" w:sz="4" w:color="D9D9D9"/>
+              <w:bottom w:val="single" w:sz="4" w:color="D9D9D9"/>
+              <w:right w:val="single" w:sz="4" w:color="D9D9D9"/>
+            </w:tcBorders>
+            <w:shd w:fill="EAE9E5"/>
           </w:tcPr>
           <w:p>
+            <w:pPr>
+              <w:spacing w:after="0" w:before="60"/>
+            </w:pPr>
             <w:r>
               <w:rPr>
                 <w:b/>
-              </w:rPr>
-              <w:t>Редакция Подрядчика</w:t>
-            </w:r>
-          </w:p>
-        </w:tc>
-        <w:tc>
-          <w:tcPr>
-            <w:tcW w:type="dxa" w:w="1728"/>
-          </w:tcPr>
-          <w:p>
-            <w:r>
-              <w:rPr>
-                <w:b/>
-              </w:rPr>
-              <w:t>Обоснование</w:t>
-            </w:r>
-          </w:p>
-        </w:tc>
-      </w:tr>
-      <w:tr>
-        <w:tc>
-          <w:tcPr>
-            <w:tcW w:type="dxa" w:w="1728"/>
-          </w:tcPr>
-          <w:p>
-            <w:r>
-              <w:t>1</w:t>
-            </w:r>
-          </w:p>
-        </w:tc>
-        <w:tc>
-          <w:tcPr>
-            <w:tcW w:type="dxa" w:w="1728"/>
-          </w:tcPr>
-          <w:p>
-            <w:r>
-              <w:t>{{НОМЕР_ПОЗИЦИИ_СМЕТЫ}}</w:t>
-            </w:r>
-          </w:p>
-        </w:tc>
-        <w:tc>
-          <w:tcPr>
-            <w:tcW w:type="dxa" w:w="1728"/>
-          </w:tcPr>
-          <w:p>
-            <w:r>
-              <w:t>{{РЕДАКЦИЯ_ЗАКАЗЧИКА}}</w:t>
-            </w:r>
-          </w:p>
-        </w:tc>
-        <w:tc>
-          <w:tcPr>
-            <w:tcW w:type="dxa" w:w="1728"/>
-          </w:tcPr>
-          <w:p>
-            <w:r>
-              <w:t>{{РЕДАКЦИЯ_ПОДРЯДЧИКА}}</w:t>
-            </w:r>
-          </w:p>
-        </w:tc>
-        <w:tc>
-          <w:tcPr>
-            <w:tcW w:type="dxa" w:w="1728"/>
-          </w:tcPr>
-          <w:p>
-            <w:r>
-              <w:t>{{ОБОСНОВАНИЕ_ПОЗИЦИИ}}</w:t>
-            </w:r>
-          </w:p>
-        </w:tc>
-      </w:tr>
-      <w:tr>
-        <w:tc>
-          <w:tcPr>
-            <w:tcW w:type="dxa" w:w="1728"/>
-          </w:tcPr>
-          <w:p>
-            <w:r>
-              <w:t>2</w:t>
-            </w:r>
-          </w:p>
-        </w:tc>
-        <w:tc>
-          <w:tcPr>
-            <w:tcW w:type="dxa" w:w="1728"/>
-          </w:tcPr>
-          <w:p>
-            <w:r/>
-          </w:p>
-        </w:tc>
-        <w:tc>
-          <w:tcPr>
-            <w:tcW w:type="dxa" w:w="1728"/>
-          </w:tcPr>
-          <w:p>
-            <w:r/>
-          </w:p>
-        </w:tc>
-        <w:tc>
-          <w:tcPr>
-            <w:tcW w:type="dxa" w:w="1728"/>
-          </w:tcPr>
-          <w:p>
-            <w:r/>
-          </w:p>
-        </w:tc>
-        <w:tc>
-          <w:tcPr>
-            <w:tcW w:type="dxa" w:w="1728"/>
-          </w:tcPr>
-          <w:p>
-            <w:r/>
-          </w:p>
-        </w:tc>
-      </w:tr>
-      <w:tr>
-        <w:tc>
-          <w:tcPr>
-            <w:tcW w:type="dxa" w:w="1728"/>
-          </w:tcPr>
-          <w:p>
-            <w:r>
-              <w:t>3</w:t>
-            </w:r>
-          </w:p>
-        </w:tc>
-        <w:tc>
-          <w:tcPr>
-            <w:tcW w:type="dxa" w:w="1728"/>
-          </w:tcPr>
-          <w:p>
-            <w:r/>
-          </w:p>
-        </w:tc>
-        <w:tc>
-          <w:tcPr>
-            <w:tcW w:type="dxa" w:w="1728"/>
-          </w:tcPr>
-          <w:p>
-            <w:r/>
-          </w:p>
-        </w:tc>
-        <w:tc>
-          <w:tcPr>
-            <w:tcW w:type="dxa" w:w="1728"/>
-          </w:tcPr>
-          <w:p>
-            <w:r/>
-          </w:p>
-        </w:tc>
-        <w:tc>
-          <w:tcPr>
-            <w:tcW w:type="dxa" w:w="1728"/>
-          </w:tcPr>
-          <w:p>
-            <w:r/>
-          </w:p>
-        </w:tc>
-      </w:tr>
-      <w:tr>
-        <w:tc>
-          <w:tcPr>
-            <w:tcW w:type="dxa" w:w="1728"/>
-          </w:tcPr>
-          <w:p>
-            <w:r>
-              <w:t>4</w:t>
-            </w:r>
-          </w:p>
-        </w:tc>
-        <w:tc>
-          <w:tcPr>
-            <w:tcW w:type="dxa" w:w="1728"/>
-          </w:tcPr>
-          <w:p>
-            <w:r/>
-          </w:p>
-        </w:tc>
-        <w:tc>
-          <w:tcPr>
-            <w:tcW w:type="dxa" w:w="1728"/>
-          </w:tcPr>
-          <w:p>
-            <w:r/>
-          </w:p>
-        </w:tc>
-        <w:tc>
-          <w:tcPr>
-            <w:tcW w:type="dxa" w:w="1728"/>
-          </w:tcPr>
-          <w:p>
-            <w:r/>
-          </w:p>
-        </w:tc>
-        <w:tc>
-          <w:tcPr>
-            <w:tcW w:type="dxa" w:w="1728"/>
-          </w:tcPr>
-          <w:p>
-            <w:r/>
-          </w:p>
-        </w:tc>
-      </w:tr>
-    </w:tbl>
-    <w:p/>
-    <w:p>
-      <w:pPr>
-        <w:pStyle w:val="Heading2"/>
-      </w:pPr>
-      <w:r>
-        <w:t>2. Позиции, дополняющие смету</w:t>
-      </w:r>
-    </w:p>
-    <w:p>
-      <w:r>
-        <w:t>Смета дополняется позициями на затраты, не учтённые действующей редакцией расчёта:</w:t>
-      </w:r>
-    </w:p>
-    <w:tbl>
-      <w:tblPr>
-        <w:tblStyle w:val="TableGrid"/>
-        <w:tblW w:type="auto" w:w="0"/>
-        <w:tblLook w:firstColumn="1" w:firstRow="1" w:lastColumn="0" w:lastRow="0" w:noHBand="0" w:noVBand="1" w:val="04A0"/>
-      </w:tblPr>
-      <w:tblGrid>
-        <w:gridCol w:w="2160"/>
-        <w:gridCol w:w="2160"/>
-        <w:gridCol w:w="2160"/>
-        <w:gridCol w:w="2160"/>
-      </w:tblGrid>
-      <w:tr>
-        <w:tc>
-          <w:tcPr>
-            <w:tcW w:type="dxa" w:w="2160"/>
-          </w:tcPr>
-          <w:p>
-            <w:r>
-              <w:rPr>
-                <w:b/>
-              </w:rPr>
-              <w:t>№</w:t>
-            </w:r>
-          </w:p>
-        </w:tc>
-        <w:tc>
-          <w:tcPr>
-            <w:tcW w:type="dxa" w:w="2160"/>
-          </w:tcPr>
-          <w:p>
-            <w:r>
-              <w:rPr>
-                <w:b/>
-              </w:rPr>
-              <w:t>Наименование затраты</w:t>
-            </w:r>
-          </w:p>
-        </w:tc>
-        <w:tc>
-          <w:tcPr>
-            <w:tcW w:type="dxa" w:w="2160"/>
-          </w:tcPr>
-          <w:p>
-            <w:r>
-              <w:rPr>
-                <w:b/>
-              </w:rPr>
-              <w:t>Основание включения</w:t>
-            </w:r>
-          </w:p>
-        </w:tc>
-        <w:tc>
-          <w:tcPr>
-            <w:tcW w:type="dxa" w:w="2160"/>
-          </w:tcPr>
-          <w:p>
-            <w:r>
-              <w:rPr>
-                <w:b/>
+                <w:sz w:val="18"/>
               </w:rPr>
               <w:t>Стоимость, ₽</w:t>
             </w:r>
@@ -455,281 +489,280 @@
         </w:tc>
       </w:tr>
       <w:tr>
+        <w:trPr>
+          <w:cantSplit/>
+        </w:trPr>
         <w:tc>
           <w:tcPr>
-            <w:tcW w:type="dxa" w:w="2160"/>
+            <w:tcW w:type="dxa" w:w="567"/>
+            <w:vAlign w:val="center"/>
+            <w:tcBorders>
+              <w:top w:val="single" w:sz="4" w:color="D9D9D9"/>
+              <w:left w:val="single" w:sz="4" w:color="D9D9D9"/>
+              <w:bottom w:val="single" w:sz="4" w:color="D9D9D9"/>
+              <w:right w:val="single" w:sz="4" w:color="D9D9D9"/>
+            </w:tcBorders>
           </w:tcPr>
           <w:p>
+            <w:pPr>
+              <w:spacing w:after="0" w:before="60"/>
+            </w:pPr>
             <w:r>
+              <w:rPr>
+                <w:b w:val="0"/>
+                <w:sz w:val="18"/>
+              </w:rPr>
               <w:t>1</w:t>
             </w:r>
           </w:p>
         </w:tc>
         <w:tc>
           <w:tcPr>
-            <w:tcW w:type="dxa" w:w="2160"/>
+            <w:tcW w:type="dxa" w:w="5669"/>
+            <w:vAlign w:val="center"/>
+            <w:tcBorders>
+              <w:top w:val="single" w:sz="4" w:color="D9D9D9"/>
+              <w:left w:val="single" w:sz="4" w:color="D9D9D9"/>
+              <w:bottom w:val="single" w:sz="4" w:color="D9D9D9"/>
+              <w:right w:val="single" w:sz="4" w:color="D9D9D9"/>
+            </w:tcBorders>
           </w:tcPr>
           <w:p>
-            <w:r/>
+            <w:pPr>
+              <w:spacing w:after="0" w:before="60"/>
+            </w:pPr>
+            <w:r>
+              <w:rPr>
+                <w:b w:val="0"/>
+                <w:sz w:val="18"/>
+              </w:rPr>
+            </w:r>
           </w:p>
         </w:tc>
         <w:tc>
           <w:tcPr>
-            <w:tcW w:type="dxa" w:w="2160"/>
+            <w:tcW w:type="dxa" w:w="5669"/>
+            <w:vAlign w:val="center"/>
+            <w:tcBorders>
+              <w:top w:val="single" w:sz="4" w:color="D9D9D9"/>
+              <w:left w:val="single" w:sz="4" w:color="D9D9D9"/>
+              <w:bottom w:val="single" w:sz="4" w:color="D9D9D9"/>
+              <w:right w:val="single" w:sz="4" w:color="D9D9D9"/>
+            </w:tcBorders>
           </w:tcPr>
           <w:p>
-            <w:r/>
+            <w:pPr>
+              <w:spacing w:after="0" w:before="60"/>
+            </w:pPr>
+            <w:r>
+              <w:rPr>
+                <w:b w:val="0"/>
+                <w:sz w:val="18"/>
+              </w:rPr>
+            </w:r>
           </w:p>
         </w:tc>
         <w:tc>
           <w:tcPr>
-            <w:tcW w:type="dxa" w:w="2160"/>
+            <w:tcW w:type="dxa" w:w="2778"/>
+            <w:vAlign w:val="center"/>
+            <w:tcBorders>
+              <w:top w:val="single" w:sz="4" w:color="D9D9D9"/>
+              <w:left w:val="single" w:sz="4" w:color="D9D9D9"/>
+              <w:bottom w:val="single" w:sz="4" w:color="D9D9D9"/>
+              <w:right w:val="single" w:sz="4" w:color="D9D9D9"/>
+            </w:tcBorders>
           </w:tcPr>
           <w:p>
-            <w:r/>
+            <w:pPr>
+              <w:spacing w:after="0" w:before="60"/>
+            </w:pPr>
+            <w:r>
+              <w:rPr>
+                <w:b w:val="0"/>
+                <w:sz w:val="18"/>
+              </w:rPr>
+            </w:r>
           </w:p>
         </w:tc>
       </w:tr>
       <w:tr>
+        <w:trPr>
+          <w:cantSplit/>
+        </w:trPr>
         <w:tc>
           <w:tcPr>
-            <w:tcW w:type="dxa" w:w="2160"/>
+            <w:tcW w:type="dxa" w:w="567"/>
+            <w:vAlign w:val="center"/>
+            <w:tcBorders>
+              <w:top w:val="single" w:sz="4" w:color="D9D9D9"/>
+              <w:left w:val="single" w:sz="4" w:color="D9D9D9"/>
+              <w:bottom w:val="single" w:sz="4" w:color="D9D9D9"/>
+              <w:right w:val="single" w:sz="4" w:color="D9D9D9"/>
+            </w:tcBorders>
           </w:tcPr>
           <w:p>
+            <w:pPr>
+              <w:spacing w:after="0" w:before="60"/>
+            </w:pPr>
             <w:r>
+              <w:rPr>
+                <w:b w:val="0"/>
+                <w:sz w:val="18"/>
+              </w:rPr>
               <w:t>2</w:t>
             </w:r>
           </w:p>
         </w:tc>
         <w:tc>
           <w:tcPr>
-            <w:tcW w:type="dxa" w:w="2160"/>
+            <w:tcW w:type="dxa" w:w="5669"/>
+            <w:vAlign w:val="center"/>
+            <w:tcBorders>
+              <w:top w:val="single" w:sz="4" w:color="D9D9D9"/>
+              <w:left w:val="single" w:sz="4" w:color="D9D9D9"/>
+              <w:bottom w:val="single" w:sz="4" w:color="D9D9D9"/>
+              <w:right w:val="single" w:sz="4" w:color="D9D9D9"/>
+            </w:tcBorders>
           </w:tcPr>
           <w:p>
-            <w:r/>
-          </w:p>
-        </w:tc>
-        <w:tc>
-          <w:tcPr>
-            <w:tcW w:type="dxa" w:w="2160"/>
-          </w:tcPr>
-          <w:p>
-            <w:r/>
-          </w:p>
-        </w:tc>
-        <w:tc>
-          <w:tcPr>
-            <w:tcW w:type="dxa" w:w="2160"/>
-          </w:tcPr>
-          <w:p>
-            <w:r/>
-          </w:p>
-        </w:tc>
-      </w:tr>
-      <w:tr>
-        <w:tc>
-          <w:tcPr>
-            <w:tcW w:type="dxa" w:w="2160"/>
-          </w:tcPr>
-          <w:p>
+            <w:pPr>
+              <w:spacing w:after="0" w:before="60"/>
+            </w:pPr>
             <w:r>
-              <w:t>3</w:t>
+              <w:rPr>
+                <w:b w:val="0"/>
+                <w:sz w:val="18"/>
+              </w:rPr>
             </w:r>
           </w:p>
         </w:tc>
         <w:tc>
           <w:tcPr>
-            <w:tcW w:type="dxa" w:w="2160"/>
+            <w:tcW w:type="dxa" w:w="5669"/>
+            <w:vAlign w:val="center"/>
+            <w:tcBorders>
+              <w:top w:val="single" w:sz="4" w:color="D9D9D9"/>
+              <w:left w:val="single" w:sz="4" w:color="D9D9D9"/>
+              <w:bottom w:val="single" w:sz="4" w:color="D9D9D9"/>
+              <w:right w:val="single" w:sz="4" w:color="D9D9D9"/>
+            </w:tcBorders>
           </w:tcPr>
           <w:p>
-            <w:r/>
-          </w:p>
-        </w:tc>
-        <w:tc>
-          <w:tcPr>
-            <w:tcW w:type="dxa" w:w="2160"/>
-          </w:tcPr>
-          <w:p>
-            <w:r/>
-          </w:p>
-        </w:tc>
-        <w:tc>
-          <w:tcPr>
-            <w:tcW w:type="dxa" w:w="2160"/>
-          </w:tcPr>
-          <w:p>
-            <w:r/>
-          </w:p>
-        </w:tc>
-      </w:tr>
-      <w:tr>
-        <w:tc>
-          <w:tcPr>
-            <w:tcW w:type="dxa" w:w="2160"/>
-          </w:tcPr>
-          <w:p>
+            <w:pPr>
+              <w:spacing w:after="0" w:before="60"/>
+            </w:pPr>
             <w:r>
-              <w:t>4</w:t>
+              <w:rPr>
+                <w:b w:val="0"/>
+                <w:sz w:val="18"/>
+              </w:rPr>
             </w:r>
           </w:p>
         </w:tc>
         <w:tc>
           <w:tcPr>
-            <w:tcW w:type="dxa" w:w="2160"/>
+            <w:tcW w:type="dxa" w:w="2778"/>
+            <w:vAlign w:val="center"/>
+            <w:tcBorders>
+              <w:top w:val="single" w:sz="4" w:color="D9D9D9"/>
+              <w:left w:val="single" w:sz="4" w:color="D9D9D9"/>
+              <w:bottom w:val="single" w:sz="4" w:color="D9D9D9"/>
+              <w:right w:val="single" w:sz="4" w:color="D9D9D9"/>
+            </w:tcBorders>
           </w:tcPr>
           <w:p>
-            <w:r/>
-          </w:p>
-        </w:tc>
-        <w:tc>
-          <w:tcPr>
-            <w:tcW w:type="dxa" w:w="2160"/>
-          </w:tcPr>
-          <w:p>
-            <w:r/>
-          </w:p>
-        </w:tc>
-        <w:tc>
-          <w:tcPr>
-            <w:tcW w:type="dxa" w:w="2160"/>
-          </w:tcPr>
-          <w:p>
-            <w:r/>
-          </w:p>
-        </w:tc>
-      </w:tr>
-      <w:tr>
-        <w:tc>
-          <w:tcPr>
-            <w:tcW w:type="dxa" w:w="2160"/>
-          </w:tcPr>
-          <w:p>
+            <w:pPr>
+              <w:spacing w:after="0" w:before="60"/>
+            </w:pPr>
             <w:r>
-              <w:t>5</w:t>
+              <w:rPr>
+                <w:b w:val="0"/>
+                <w:sz w:val="18"/>
+              </w:rPr>
             </w:r>
-          </w:p>
-        </w:tc>
-        <w:tc>
-          <w:tcPr>
-            <w:tcW w:type="dxa" w:w="2160"/>
-          </w:tcPr>
-          <w:p>
-            <w:r/>
-          </w:p>
-        </w:tc>
-        <w:tc>
-          <w:tcPr>
-            <w:tcW w:type="dxa" w:w="2160"/>
-          </w:tcPr>
-          <w:p>
-            <w:r/>
-          </w:p>
-        </w:tc>
-        <w:tc>
-          <w:tcPr>
-            <w:tcW w:type="dxa" w:w="2160"/>
-          </w:tcPr>
-          <w:p>
-            <w:r/>
           </w:p>
         </w:tc>
       </w:tr>
     </w:tbl>
-    <w:p/>
     <w:p>
       <w:pPr>
-        <w:pStyle w:val="Heading2"/>
+        <w:pStyle w:val="Heading1"/>
+        <w:spacing w:after="60"/>
       </w:pPr>
       <w:r>
-        <w:t>3. Условия, при которых стоимость подлежит пересчёту</w:t>
-      </w:r>
-    </w:p>
-    <w:p>
-      <w:r>
-        <w:t>Стороны согласовали, что стоимость работ подлежит пересчёту в следующих случаях:</w:t>
+        <w:t>3. Цена и расчёты</w:t>
       </w:r>
     </w:p>
     <w:p>
       <w:pPr>
-        <w:pStyle w:val="ListBullet"/>
+        <w:spacing w:after="60"/>
       </w:pPr>
       <w:r>
-        <w:t>{{УСЛОВИЕ_ПЕРЕСЧЁТА_1}} — например, сдвиг сроков выполнения работ в зимний период по причинам, не зависящим от Подрядчика;</w:t>
+        <w:t>Вид цены: {{ВИД_ЦЕНЫ}}. Итоговая стоимость с учётом настоящего протокола: {{ОБЩАЯ_СТОИМОСТЬ}}. НДС: {{НДС}}. Порядок оплаты изменений: {{ПОРЯДОК_ОПЛАТЫ}}.</w:t>
       </w:r>
     </w:p>
     <w:p>
       <w:pPr>
-        <w:pStyle w:val="ListBullet"/>
+        <w:pStyle w:val="Heading1"/>
+        <w:spacing w:after="60"/>
       </w:pPr>
       <w:r>
-        <w:t>{{УСЛОВИЕ_ПЕРЕСЧЁТА_2}} — например, изменение объёмов работ относительно ведомости, приложенной к настоящему протоколу;</w:t>
+        <w:t>4. Порядок последующих изменений</w:t>
       </w:r>
     </w:p>
     <w:p>
       <w:pPr>
-        <w:pStyle w:val="ListBullet"/>
+        <w:spacing w:after="60"/>
       </w:pPr>
       <w:r>
-        <w:t>{{УСЛОВИЕ_ПЕРЕСЧЁТА_3}} — например, изменение технической документации, влияющее на состав работ.</w:t>
-      </w:r>
-    </w:p>
-    <w:p>
-      <w:r>
-        <w:t>Порядок пересчёта: сторона, установившая наступление условия, письменно уведомляет вторую сторону в срок ____ рабочих дней; вторая сторона рассматривает и отвечает письменно в срок ____ рабочих дней; результат оформляется дополнительным соглашением.</w:t>
+        <w:t>Условия рассмотрения пересчёта: {{УСЛОВИЯ_ПЕРЕСЧЕТА}}. Сторона направляет уведомление и расчёт в срок {{СРОК_УВЕДОМЛЕНИЯ}}; вторая сторона рассматривает их в срок {{СРОК_РАССМОТРЕНИЯ}}. Расчёт, согласование и оформление: {{ПОРЯДОК_ПЕРЕСЧЕТА}}.</w:t>
       </w:r>
     </w:p>
     <w:p>
       <w:pPr>
-        <w:pStyle w:val="Heading2"/>
+        <w:spacing w:after="60"/>
       </w:pPr>
       <w:r>
-        <w:t>4. Заключительные положения</w:t>
+        <w:t>Согласованные изменения применяются после подписания обеими сторонами настоящего протокола и включения его в состав договорных документов. Протокол имеет приоритет перед сметой только в части прямо согласованных изменений; остальные условия определяются договором.</w:t>
       </w:r>
     </w:p>
-    <w:p>
-      <w:pPr>
-        <w:pStyle w:val="ListNumber"/>
-      </w:pPr>
-      <w:r>
-        <w:t>Позиции сметного расчёта, не названные в разделах 1 и 2 настоящего протокола, принимаются сторонами в редакции Заказчика.</w:t>
-      </w:r>
-    </w:p>
-    <w:p>
-      <w:pPr>
-        <w:pStyle w:val="ListNumber"/>
-      </w:pPr>
-      <w:r>
-        <w:t>Настоящий протокол является неотъемлемой частью договора {{НОМЕР_ДОГОВОРА}} от {{ДАТА_ДОГОВОРА}} и имеет приоритет над сметным расчётом в части названных в нём позиций.</w:t>
-      </w:r>
-    </w:p>
-    <w:p>
-      <w:pPr>
-        <w:pStyle w:val="ListNumber"/>
-      </w:pPr>
-      <w:r>
-        <w:t>Протокол составлен в двух экземплярах, имеющих равную силу, по одному для каждой из сторон.</w:t>
-      </w:r>
-    </w:p>
-    <w:p/>
     <w:tbl>
       <w:tblPr>
-        <w:tblStyle w:val="TableGrid"/>
         <w:tblW w:type="auto" w:w="0"/>
+        <w:tblLayout w:type="fixed"/>
         <w:tblLook w:firstColumn="1" w:firstRow="1" w:lastColumn="0" w:lastRow="0" w:noHBand="0" w:noVBand="1" w:val="04A0"/>
       </w:tblPr>
       <w:tblGrid>
-        <w:gridCol w:w="4320"/>
-        <w:gridCol w:w="4320"/>
+        <w:gridCol w:w="7342"/>
+        <w:gridCol w:w="7342"/>
       </w:tblGrid>
       <w:tr>
+        <w:trPr>
+          <w:cantSplit/>
+          <w:tblHeader/>
+        </w:trPr>
         <w:tc>
           <w:tcPr>
-            <w:tcW w:type="dxa" w:w="4320"/>
+            <w:tcW w:type="dxa" w:w="7313"/>
+            <w:vAlign w:val="center"/>
+            <w:tcBorders>
+              <w:top w:val="single" w:sz="4" w:color="D9D9D9"/>
+              <w:left w:val="single" w:sz="4" w:color="D9D9D9"/>
+              <w:bottom w:val="single" w:sz="4" w:color="D9D9D9"/>
+              <w:right w:val="single" w:sz="4" w:color="D9D9D9"/>
+            </w:tcBorders>
+            <w:shd w:fill="EAE9E5"/>
           </w:tcPr>
           <w:p>
+            <w:pPr>
+              <w:keepNext/>
+              <w:spacing w:after="0" w:before="60"/>
+            </w:pPr>
             <w:r>
               <w:rPr>
                 <w:b/>
+                <w:sz w:val="18"/>
               </w:rPr>
               <w:t>Заказчик</w:t>
             </w:r>
@@ -737,12 +770,25 @@
         </w:tc>
         <w:tc>
           <w:tcPr>
-            <w:tcW w:type="dxa" w:w="4320"/>
+            <w:tcW w:type="dxa" w:w="7370"/>
+            <w:vAlign w:val="center"/>
+            <w:tcBorders>
+              <w:top w:val="single" w:sz="4" w:color="D9D9D9"/>
+              <w:left w:val="single" w:sz="4" w:color="D9D9D9"/>
+              <w:bottom w:val="single" w:sz="4" w:color="D9D9D9"/>
+              <w:right w:val="single" w:sz="4" w:color="D9D9D9"/>
+            </w:tcBorders>
+            <w:shd w:fill="EAE9E5"/>
           </w:tcPr>
           <w:p>
+            <w:pPr>
+              <w:keepNext/>
+              <w:spacing w:after="0" w:before="60"/>
+            </w:pPr>
             <w:r>
               <w:rPr>
                 <w:b/>
+                <w:sz w:val="18"/>
               </w:rPr>
               <w:t>Подрядчик</w:t>
             </w:r>
@@ -750,90 +796,70 @@
         </w:tc>
       </w:tr>
       <w:tr>
+        <w:trPr>
+          <w:cantSplit/>
+        </w:trPr>
         <w:tc>
           <w:tcPr>
-            <w:tcW w:type="dxa" w:w="4320"/>
+            <w:tcW w:type="dxa" w:w="7313"/>
+            <w:vAlign w:val="center"/>
+            <w:tcBorders>
+              <w:top w:val="single" w:sz="4" w:color="D9D9D9"/>
+              <w:left w:val="single" w:sz="4" w:color="D9D9D9"/>
+              <w:bottom w:val="single" w:sz="4" w:color="D9D9D9"/>
+              <w:right w:val="single" w:sz="4" w:color="D9D9D9"/>
+            </w:tcBorders>
           </w:tcPr>
           <w:p>
+            <w:pPr>
+              <w:spacing w:after="0" w:before="60"/>
+            </w:pPr>
             <w:r>
+              <w:rPr>
+                <w:b w:val="0"/>
+                <w:sz w:val="18"/>
+              </w:rPr>
               <w:t>{{НАИМЕНОВАНИЕ_ЗАКАЗЧИКА}}</w:t>
               <w:br/>
+              <w:t>{{ПОДПИСАНТ_ЗАКАЗЧИКА}}</w:t>
               <w:br/>
-              <w:t>_______________ / ____________ /</w:t>
-              <w:br/>
-              <w:t>М.П.</w:t>
+              <w:t>Подпись __________________</w:t>
             </w:r>
           </w:p>
         </w:tc>
         <w:tc>
           <w:tcPr>
-            <w:tcW w:type="dxa" w:w="4320"/>
+            <w:tcW w:type="dxa" w:w="7370"/>
+            <w:vAlign w:val="center"/>
+            <w:tcBorders>
+              <w:top w:val="single" w:sz="4" w:color="D9D9D9"/>
+              <w:left w:val="single" w:sz="4" w:color="D9D9D9"/>
+              <w:bottom w:val="single" w:sz="4" w:color="D9D9D9"/>
+              <w:right w:val="single" w:sz="4" w:color="D9D9D9"/>
+            </w:tcBorders>
           </w:tcPr>
           <w:p>
+            <w:pPr>
+              <w:spacing w:after="0" w:before="60"/>
+            </w:pPr>
             <w:r>
+              <w:rPr>
+                <w:b w:val="0"/>
+                <w:sz w:val="18"/>
+              </w:rPr>
               <w:t>{{НАИМЕНОВАНИЕ_ПОДРЯДЧИКА}}</w:t>
               <w:br/>
+              <w:t>{{ФИО_ПОДПИСАНТА}}</w:t>
               <w:br/>
-              <w:t>_______________ / {{ФИО_ПОДПИСАНТА}} /</w:t>
-              <w:br/>
-              <w:t>М.П.</w:t>
+              <w:t>Подпись __________________</w:t>
             </w:r>
           </w:p>
         </w:tc>
       </w:tr>
     </w:tbl>
-    <w:p/>
-    <w:p>
-      <w:r>
-        <w:br w:type="page"/>
-      </w:r>
-    </w:p>
-    <w:p>
-      <w:pPr>
-        <w:pStyle w:val="Heading1"/>
-      </w:pPr>
-      <w:r>
-        <w:t>Как пользоваться этим документом</w:t>
-      </w:r>
-    </w:p>
-    <w:p>
-      <w:r>
-        <w:t>Примечание покупателю. Эта страница в отправляемый документ не входит. Не входят в него и заголовок файла с врезкой-оговоркой в начале: они адресованы вам, а не второй стороне. Отправляется текст между врезкой и разрывом страницы.</w:t>
-      </w:r>
-    </w:p>
-    <w:p>
-      <w:r>
-        <w:t>Протокол подписывается вместе с договором, а не вместо него. В самом договоре при подписании делается отметка: «подписано с протоколом разногласий от {{ДАТА_ДОКУМЕНТА}}». Без такой отметки протокол легко теряется.</w:t>
-      </w:r>
-    </w:p>
-    <w:p>
-      <w:r>
-        <w:t>Раздел 3 — самая полезная часть документа и самая пропускаемая. Условия пересчёта записываются до начала работ, потому что после начала каждое из них становится предметом спора.</w:t>
-      </w:r>
-    </w:p>
-    <w:p>
-      <w:r>
-        <w:t>Формулировки в графе «Редакция Подрядчика» пишутся так, чтобы их можно было перенести в смету дословно: не «увеличить», а сама строка с наименованием, единицей измерения и стоимостью.</w:t>
-      </w:r>
-    </w:p>
-    <w:p>
-      <w:r>
-        <w:t>Заказчик подписал протокол с оговорками — это новая редакция, и её нужно читать так же внимательно, как первую. Оговорка «принимается в части» без указания, в какой именно, к подписанию не годится.</w:t>
-      </w:r>
-    </w:p>
-    <w:p>
-      <w:r>
-        <w:t>Заказчик отказался подписывать протокол и настаивает на исходной смете — это ответ на вопрос об объекте, а не о документе. Сумма из реестра выпадающих затрат становится вашим риском целиком.</w:t>
-      </w:r>
-    </w:p>
-    <w:p>
-      <w:r>
-        <w:t>Спор о позициях перешёл в разбирательство — дальше нужен юрист, а не шаблон. Протокол и переписка к нему — то, с чем к нему приходят.</w:t>
-      </w:r>
-    </w:p>
     <w:sectPr>
-      <w:pgSz w:w="12240" w:h="15840"/>
-      <w:pgMar w:top="1440" w:right="1800" w:bottom="1440" w:left="1800" w:header="720" w:footer="720" w:gutter="0"/>
+      <w:pgSz w:w="16838" w:h="11906"/>
+      <w:pgMar w:top="907" w:right="1020" w:bottom="907" w:left="1134" w:header="720" w:footer="720" w:gutter="0"/>
       <w:cols w:space="720"/>
       <w:docGrid w:linePitch="360"/>
     </w:sectPr>
@@ -1204,6 +1230,14 @@
     <w:name w:val="Normal"/>
     <w:qFormat/>
     <w:rsid w:val="00FC693F"/>
+    <w:pPr>
+      <w:spacing w:after="120" w:line="264" w:lineRule="auto"/>
+    </w:pPr>
+    <w:rPr>
+      <w:rFonts w:ascii="Arial" w:hAnsi="Arial"/>
+      <w:color w:val="303539"/>
+      <w:sz w:val="20"/>
+    </w:rPr>
   </w:style>
   <w:style w:type="paragraph" w:styleId="Header">
     <w:name w:val="header"/>
@@ -1260,15 +1294,15 @@
     <w:pPr>
       <w:keepNext/>
       <w:keepLines/>
-      <w:spacing w:before="480" w:after="0"/>
+      <w:spacing w:before="180" w:after="80"/>
       <w:outlineLvl w:val="0"/>
     </w:pPr>
     <w:rPr>
-      <w:rFonts w:asciiTheme="majorHAnsi" w:eastAsiaTheme="majorEastAsia" w:hAnsiTheme="majorHAnsi" w:cstheme="majorBidi"/>
+      <w:rFonts w:asciiTheme="majorHAnsi" w:eastAsiaTheme="majorEastAsia" w:hAnsiTheme="majorHAnsi" w:cstheme="majorBidi" w:ascii="Arial" w:hAnsi="Arial"/>
       <w:b/>
       <w:bCs/>
-      <w:color w:val="365F91" w:themeColor="accent1" w:themeShade="BF"/>
-      <w:sz w:val="28"/>
+      <w:color w:val="303539"/>
+      <w:sz w:val="22"/>
       <w:szCs w:val="28"/>
     </w:rPr>
   </w:style>
@@ -1284,15 +1318,15 @@
     <w:pPr>
       <w:keepNext/>
       <w:keepLines/>
-      <w:spacing w:before="200" w:after="0"/>
+      <w:spacing w:before="180" w:after="80"/>
       <w:outlineLvl w:val="1"/>
     </w:pPr>
     <w:rPr>
-      <w:rFonts w:asciiTheme="majorHAnsi" w:eastAsiaTheme="majorEastAsia" w:hAnsiTheme="majorHAnsi" w:cstheme="majorBidi"/>
+      <w:rFonts w:asciiTheme="majorHAnsi" w:eastAsiaTheme="majorEastAsia" w:hAnsiTheme="majorHAnsi" w:cstheme="majorBidi" w:ascii="Arial" w:hAnsi="Arial"/>
       <w:b/>
       <w:bCs/>
-      <w:color w:val="4F81BD" w:themeColor="accent1"/>
-      <w:sz w:val="26"/>
+      <w:color w:val="303539"/>
+      <w:sz w:val="20"/>
       <w:szCs w:val="26"/>
     </w:rPr>
   </w:style>
@@ -1546,18 +1580,16 @@
     <w:qFormat/>
     <w:rsid w:val="00FC693F"/>
     <w:pPr>
-      <w:pBdr>
-        <w:bottom w:val="single" w:sz="8" w:space="4" w:color="4F81BD" w:themeColor="accent1"/>
-      </w:pBdr>
-      <w:spacing w:after="300" w:line="240" w:lineRule="auto"/>
+      <w:spacing w:after="80" w:line="240" w:lineRule="auto" w:before="180"/>
       <w:contextualSpacing/>
     </w:pPr>
     <w:rPr>
-      <w:rFonts w:asciiTheme="majorHAnsi" w:eastAsiaTheme="majorEastAsia" w:hAnsiTheme="majorHAnsi" w:cstheme="majorBidi"/>
-      <w:color w:val="17365D" w:themeColor="text2" w:themeShade="BF"/>
+      <w:rFonts w:asciiTheme="majorHAnsi" w:eastAsiaTheme="majorEastAsia" w:hAnsiTheme="majorHAnsi" w:cstheme="majorBidi" w:ascii="Arial" w:hAnsi="Arial"/>
+      <w:b/>
+      <w:color w:val="303539"/>
       <w:spacing w:val="5"/>
       <w:kern w:val="28"/>
-      <w:sz w:val="52"/>
+      <w:sz w:val="30"/>
       <w:szCs w:val="52"/>
     </w:rPr>
   </w:style>
